--- a/public/documents/Frunco_Ruiz_Resume.docx
+++ b/public/documents/Frunco_Ruiz_Resume.docx
@@ -51,12 +51,20 @@
       </w:pPr>
       <w:r>
         <w:rPr>
+          <w:rFonts w:ascii="Aptos" w:hAnsi="Aptos"/>
+          <w:sz w:val="18"/>
+          <w:szCs w:val="24"/>
+        </w:rPr>
+        <w:t xml:space="preserve"> joanacristovao8511@gmail.com  •  my-portfolio-seven-one.vercel.app  •  github.com</w:t>
+      </w:r>
+      <w:r>
+        <w:rPr>
           <w:rFonts w:hint="default"/>
           <w:sz w:val="18"/>
           <w:szCs w:val="24"/>
           <w:lang w:val="en-US"/>
         </w:rPr>
-        <w:t>Buenos Aires</w:t>
+        <w:t>/minion0906</w:t>
       </w:r>
       <w:r>
         <w:rPr>
@@ -64,51 +72,7 @@
           <w:sz w:val="18"/>
           <w:szCs w:val="24"/>
         </w:rPr>
-        <w:t>,</w:t>
-      </w:r>
-      <w:r>
-        <w:rPr>
-          <w:rFonts w:hint="default"/>
-          <w:sz w:val="18"/>
-          <w:szCs w:val="24"/>
-          <w:lang w:val="en-US"/>
-        </w:rPr>
-        <w:t xml:space="preserve"> San Miguel</w:t>
-      </w:r>
-      <w:r>
-        <w:rPr>
-          <w:rFonts w:ascii="Aptos" w:hAnsi="Aptos"/>
-          <w:sz w:val="18"/>
-          <w:szCs w:val="24"/>
-        </w:rPr>
-        <w:t xml:space="preserve">, </w:t>
-      </w:r>
-      <w:r>
-        <w:rPr>
-          <w:rFonts w:hint="default"/>
-          <w:sz w:val="18"/>
-          <w:szCs w:val="24"/>
-          <w:lang w:val="en-US"/>
-        </w:rPr>
-        <w:t>Argentina</w:t>
-      </w:r>
-      <w:r>
-        <w:rPr>
-          <w:rFonts w:ascii="Aptos" w:hAnsi="Aptos"/>
-          <w:sz w:val="18"/>
-          <w:szCs w:val="24"/>
-        </w:rPr>
-        <w:t xml:space="preserve">• </w:t>
-      </w:r>
-      <w:bookmarkStart w:id="0" w:name="_GoBack"/>
-      <w:bookmarkEnd w:id="0"/>
-      <w:r>
-        <w:rPr>
-          <w:rFonts w:ascii="Aptos" w:hAnsi="Aptos"/>
-          <w:sz w:val="18"/>
-          <w:szCs w:val="24"/>
-        </w:rPr>
-        <w:t xml:space="preserve"> joanacristovao8511@gmail.com  •  my-portfolio-seven-one.vercel.app  •  github.com/joanacristovao8511-debug</w:t>
+        <w:t>-debug</w:t>
       </w:r>
     </w:p>
     <w:p>
@@ -382,6 +346,8 @@
         </w:rPr>
         <w:t>Core Technologies</w:t>
       </w:r>
+      <w:bookmarkStart w:id="0" w:name="_GoBack"/>
+      <w:bookmarkEnd w:id="0"/>
     </w:p>
     <w:p>
       <w:pPr>
@@ -646,8 +612,10 @@
       <w:pPr>
         <w:spacing w:after="0"/>
         <w:rPr>
-          <w:sz w:val="20"/>
-          <w:szCs w:val="24"/>
+          <w:rFonts w:hint="default"/>
+          <w:sz w:val="20"/>
+          <w:szCs w:val="24"/>
+          <w:lang w:val="en-US"/>
         </w:rPr>
       </w:pPr>
       <w:r>
@@ -664,7 +632,17 @@
           <w:sz w:val="20"/>
           <w:szCs w:val="24"/>
         </w:rPr>
-        <w:t xml:space="preserve">  |  Jan 2021 — Apr 2022</w:t>
+        <w:t xml:space="preserve">  |  Jan 2021 — Apr 202</w:t>
+      </w:r>
+      <w:r>
+        <w:rPr>
+          <w:rFonts w:hint="default"/>
+          <w:i/>
+          <w:sz w:val="20"/>
+          <w:szCs w:val="24"/>
+          <w:lang w:val="en-US"/>
+        </w:rPr>
+        <w:t>3</w:t>
       </w:r>
     </w:p>
     <w:p>
@@ -747,7 +725,25 @@
           <w:sz w:val="20"/>
           <w:szCs w:val="24"/>
         </w:rPr>
-        <w:t xml:space="preserve">  |  Jan 2019 — Dec 2020</w:t>
+        <w:t xml:space="preserve">  |  </w:t>
+      </w:r>
+      <w:r>
+        <w:rPr>
+          <w:rFonts w:hint="default"/>
+          <w:i/>
+          <w:sz w:val="20"/>
+          <w:szCs w:val="24"/>
+          <w:lang w:val="en-US"/>
+        </w:rPr>
+        <w:t xml:space="preserve">Apr </w:t>
+      </w:r>
+      <w:r>
+        <w:rPr>
+          <w:i/>
+          <w:sz w:val="20"/>
+          <w:szCs w:val="24"/>
+        </w:rPr>
+        <w:t xml:space="preserve"> 2019 — Dec 2020</w:t>
       </w:r>
     </w:p>
     <w:p>
@@ -977,22 +973,7 @@
           <w:sz w:val="20"/>
           <w:szCs w:val="24"/>
         </w:rPr>
-        <w:t xml:space="preserve">Full-stack business application for customers, workflows, </w:t>
-      </w:r>
-      <w:r>
-        <w:rPr>
-          <w:sz w:val="20"/>
-          <w:szCs w:val="24"/>
-          <w:lang w:val="en-US"/>
-        </w:rPr>
-        <w:t>records,</w:t>
-      </w:r>
-      <w:r>
-        <w:rPr>
-          <w:sz w:val="20"/>
-          <w:szCs w:val="24"/>
-        </w:rPr>
-        <w:t xml:space="preserve"> and day-to-day operations.</w:t>
+        <w:t>Full-stack business application for customers, workflows, records and day-to-day operations.</w:t>
       </w:r>
     </w:p>
     <w:p>
@@ -1028,24 +1009,7 @@
           <w:sz w:val="20"/>
           <w:szCs w:val="24"/>
         </w:rPr>
-        <w:t xml:space="preserve">SaaS </w:t>
-      </w:r>
-      <w:r>
-        <w:rPr>
-          <w:b/>
-          <w:sz w:val="20"/>
-          <w:szCs w:val="24"/>
-          <w:lang w:val="en-US"/>
-        </w:rPr>
-        <w:t>Analytics</w:t>
-      </w:r>
-      <w:r>
-        <w:rPr>
-          <w:b/>
-          <w:sz w:val="20"/>
-          <w:szCs w:val="24"/>
-        </w:rPr>
-        <w:t xml:space="preserve"> Dashboard</w:t>
+        <w:t>SaaS Analytic Dashboard</w:t>
       </w:r>
       <w:r>
         <w:rPr>
@@ -1084,22 +1048,7 @@
           <w:sz w:val="20"/>
           <w:szCs w:val="24"/>
         </w:rPr>
-        <w:t xml:space="preserve"> dashboard for business performance, users, </w:t>
-      </w:r>
-      <w:r>
-        <w:rPr>
-          <w:sz w:val="20"/>
-          <w:szCs w:val="24"/>
-          <w:lang w:val="en-US"/>
-        </w:rPr>
-        <w:t>revenue,</w:t>
-      </w:r>
-      <w:r>
-        <w:rPr>
-          <w:sz w:val="20"/>
-          <w:szCs w:val="24"/>
-        </w:rPr>
-        <w:t xml:space="preserve"> and operational metrics.</w:t>
+        <w:t xml:space="preserve"> dashboard for business performance, users, revenue and operational metrics.</w:t>
       </w:r>
     </w:p>
     <w:p>
@@ -1154,7 +1103,7 @@
           <w:szCs w:val="24"/>
           <w:lang w:val="en-US"/>
         </w:rPr>
-        <w:t>University of Nebraska - Omaha</w:t>
+        <w:t>University of Nebraska-Omaha</w:t>
       </w:r>
       <w:r>
         <w:rPr>
@@ -1171,14 +1120,14 @@
           <w:szCs w:val="24"/>
           <w:lang w:val="en-US"/>
         </w:rPr>
-        <w:t>Nebraska |</w:t>
+        <w:t>Nebraska</w:t>
       </w:r>
       <w:r>
         <w:rPr>
           <w:sz w:val="20"/>
           <w:szCs w:val="24"/>
         </w:rPr>
-        <w:t xml:space="preserve"> Bachelor's degree in Computer Science</w:t>
+        <w:t>|  Bachelor's degree in Computer Science</w:t>
       </w:r>
     </w:p>
     <w:p>
@@ -1825,28 +1774,28 @@
     <w:lsdException w:uiPriority="99" w:name="endnote reference"/>
     <w:lsdException w:uiPriority="99" w:name="endnote text"/>
     <w:lsdException w:uiPriority="99" w:name="table of authorities"/>
-    <w:lsdException w:qFormat="1" w:uiPriority="99" w:semiHidden="0" w:name="macro"/>
+    <w:lsdException w:uiPriority="99" w:semiHidden="0" w:name="macro"/>
     <w:lsdException w:uiPriority="99" w:name="toa heading"/>
     <w:lsdException w:uiPriority="99" w:semiHidden="0" w:name="List"/>
-    <w:lsdException w:uiPriority="99" w:semiHidden="0" w:name="List Bullet"/>
-    <w:lsdException w:uiPriority="99" w:semiHidden="0" w:name="List Number"/>
+    <w:lsdException w:qFormat="1" w:uiPriority="99" w:semiHidden="0" w:name="List Bullet"/>
+    <w:lsdException w:qFormat="1" w:uiPriority="99" w:semiHidden="0" w:name="List Number"/>
     <w:lsdException w:uiPriority="99" w:semiHidden="0" w:name="List 2"/>
-    <w:lsdException w:uiPriority="99" w:semiHidden="0" w:name="List 3"/>
+    <w:lsdException w:qFormat="1" w:uiPriority="99" w:semiHidden="0" w:name="List 3"/>
     <w:lsdException w:uiPriority="99" w:name="List 4"/>
     <w:lsdException w:uiPriority="99" w:name="List 5"/>
-    <w:lsdException w:uiPriority="99" w:semiHidden="0" w:name="List Bullet 2"/>
-    <w:lsdException w:uiPriority="99" w:semiHidden="0" w:name="List Bullet 3"/>
+    <w:lsdException w:qFormat="1" w:uiPriority="99" w:semiHidden="0" w:name="List Bullet 2"/>
+    <w:lsdException w:qFormat="1" w:uiPriority="99" w:semiHidden="0" w:name="List Bullet 3"/>
     <w:lsdException w:uiPriority="99" w:name="List Bullet 4"/>
     <w:lsdException w:uiPriority="99" w:name="List Bullet 5"/>
     <w:lsdException w:qFormat="1" w:uiPriority="99" w:semiHidden="0" w:name="List Number 2"/>
-    <w:lsdException w:uiPriority="99" w:semiHidden="0" w:name="List Number 3"/>
+    <w:lsdException w:qFormat="1" w:uiPriority="99" w:semiHidden="0" w:name="List Number 3"/>
     <w:lsdException w:uiPriority="99" w:name="List Number 4"/>
     <w:lsdException w:uiPriority="99" w:name="List Number 5"/>
     <w:lsdException w:qFormat="1" w:unhideWhenUsed="0" w:uiPriority="10" w:semiHidden="0" w:name="Title"/>
     <w:lsdException w:uiPriority="99" w:name="Closing"/>
     <w:lsdException w:uiPriority="99" w:name="Signature"/>
     <w:lsdException w:qFormat="1" w:uiPriority="1" w:name="Default Paragraph Font"/>
-    <w:lsdException w:uiPriority="99" w:semiHidden="0" w:name="Body Text"/>
+    <w:lsdException w:qFormat="1" w:uiPriority="99" w:semiHidden="0" w:name="Body Text"/>
     <w:lsdException w:uiPriority="99" w:name="Body Text Indent"/>
     <w:lsdException w:qFormat="1" w:uiPriority="99" w:semiHidden="0" w:name="List Continue"/>
     <w:lsdException w:qFormat="1" w:uiPriority="99" w:semiHidden="0" w:name="List Continue 2"/>
@@ -1860,7 +1809,7 @@
     <w:lsdException w:uiPriority="99" w:name="Body Text First Indent"/>
     <w:lsdException w:uiPriority="99" w:name="Body Text First Indent 2"/>
     <w:lsdException w:uiPriority="99" w:name="Note Heading"/>
-    <w:lsdException w:uiPriority="99" w:semiHidden="0" w:name="Body Text 2"/>
+    <w:lsdException w:qFormat="1" w:uiPriority="99" w:semiHidden="0" w:name="Body Text 2"/>
     <w:lsdException w:uiPriority="99" w:semiHidden="0" w:name="Body Text 3"/>
     <w:lsdException w:uiPriority="99" w:name="Body Text Indent 2"/>
     <w:lsdException w:uiPriority="99" w:name="Body Text Indent 3"/>
@@ -1931,7 +1880,7 @@
     <w:lsdException w:qFormat="1" w:unhideWhenUsed="0" w:uiPriority="59" w:semiHidden="0" w:name="Table Grid"/>
     <w:lsdException w:uiPriority="99" w:name="Table Theme"/>
     <w:lsdException w:qFormat="1" w:unhideWhenUsed="0" w:uiPriority="1" w:semiHidden="0" w:name="No Spacing"/>
-    <w:lsdException w:unhideWhenUsed="0" w:uiPriority="60" w:semiHidden="0" w:name="Light Shading"/>
+    <w:lsdException w:qFormat="1" w:unhideWhenUsed="0" w:uiPriority="60" w:semiHidden="0" w:name="Light Shading"/>
     <w:lsdException w:qFormat="1" w:unhideWhenUsed="0" w:uiPriority="61" w:semiHidden="0" w:name="Light List"/>
     <w:lsdException w:unhideWhenUsed="0" w:uiPriority="62" w:semiHidden="0" w:name="Light Grid"/>
     <w:lsdException w:unhideWhenUsed="0" w:uiPriority="63" w:semiHidden="0" w:name="Medium Shading 1"/>
@@ -1945,8 +1894,8 @@
     <w:lsdException w:unhideWhenUsed="0" w:uiPriority="71" w:semiHidden="0" w:name="Colorful Shading"/>
     <w:lsdException w:unhideWhenUsed="0" w:uiPriority="72" w:semiHidden="0" w:name="Colorful List"/>
     <w:lsdException w:unhideWhenUsed="0" w:uiPriority="73" w:semiHidden="0" w:name="Colorful Grid"/>
-    <w:lsdException w:unhideWhenUsed="0" w:uiPriority="60" w:semiHidden="0" w:name="Light Shading Accent 1"/>
-    <w:lsdException w:unhideWhenUsed="0" w:uiPriority="61" w:semiHidden="0" w:name="Light List Accent 1"/>
+    <w:lsdException w:qFormat="1" w:unhideWhenUsed="0" w:uiPriority="60" w:semiHidden="0" w:name="Light Shading Accent 1"/>
+    <w:lsdException w:qFormat="1" w:unhideWhenUsed="0" w:uiPriority="61" w:semiHidden="0" w:name="Light List Accent 1"/>
     <w:lsdException w:unhideWhenUsed="0" w:uiPriority="62" w:semiHidden="0" w:name="Light Grid Accent 1"/>
     <w:lsdException w:unhideWhenUsed="0" w:uiPriority="63" w:semiHidden="0" w:name="Medium Shading 1 Accent 1"/>
     <w:lsdException w:unhideWhenUsed="0" w:uiPriority="64" w:semiHidden="0" w:name="Medium Shading 2 Accent 1"/>
@@ -1962,8 +1911,8 @@
     <w:lsdException w:unhideWhenUsed="0" w:uiPriority="71" w:semiHidden="0" w:name="Colorful Shading Accent 1"/>
     <w:lsdException w:unhideWhenUsed="0" w:uiPriority="72" w:semiHidden="0" w:name="Colorful List Accent 1"/>
     <w:lsdException w:unhideWhenUsed="0" w:uiPriority="73" w:semiHidden="0" w:name="Colorful Grid Accent 1"/>
-    <w:lsdException w:qFormat="1" w:unhideWhenUsed="0" w:uiPriority="60" w:semiHidden="0" w:name="Light Shading Accent 2"/>
-    <w:lsdException w:unhideWhenUsed="0" w:uiPriority="61" w:semiHidden="0" w:name="Light List Accent 2"/>
+    <w:lsdException w:unhideWhenUsed="0" w:uiPriority="60" w:semiHidden="0" w:name="Light Shading Accent 2"/>
+    <w:lsdException w:qFormat="1" w:unhideWhenUsed="0" w:uiPriority="61" w:semiHidden="0" w:name="Light List Accent 2"/>
     <w:lsdException w:unhideWhenUsed="0" w:uiPriority="62" w:semiHidden="0" w:name="Light Grid Accent 2"/>
     <w:lsdException w:unhideWhenUsed="0" w:uiPriority="63" w:semiHidden="0" w:name="Medium Shading 1 Accent 2"/>
     <w:lsdException w:unhideWhenUsed="0" w:uiPriority="64" w:semiHidden="0" w:name="Medium Shading 2 Accent 2"/>
@@ -1990,7 +1939,7 @@
     <w:lsdException w:unhideWhenUsed="0" w:uiPriority="71" w:semiHidden="0" w:name="Colorful Shading Accent 3"/>
     <w:lsdException w:unhideWhenUsed="0" w:uiPriority="72" w:semiHidden="0" w:name="Colorful List Accent 3"/>
     <w:lsdException w:unhideWhenUsed="0" w:uiPriority="73" w:semiHidden="0" w:name="Colorful Grid Accent 3"/>
-    <w:lsdException w:unhideWhenUsed="0" w:uiPriority="60" w:semiHidden="0" w:name="Light Shading Accent 4"/>
+    <w:lsdException w:qFormat="1" w:unhideWhenUsed="0" w:uiPriority="60" w:semiHidden="0" w:name="Light Shading Accent 4"/>
     <w:lsdException w:unhideWhenUsed="0" w:uiPriority="61" w:semiHidden="0" w:name="Light List Accent 4"/>
     <w:lsdException w:unhideWhenUsed="0" w:uiPriority="62" w:semiHidden="0" w:name="Light Grid Accent 4"/>
     <w:lsdException w:unhideWhenUsed="0" w:uiPriority="63" w:semiHidden="0" w:name="Medium Shading 1 Accent 4"/>
@@ -2310,6 +2259,7 @@
     <w:basedOn w:val="1"/>
     <w:link w:val="144"/>
     <w:unhideWhenUsed/>
+    <w:qFormat/>
     <w:uiPriority w:val="99"/>
     <w:pPr>
       <w:spacing w:after="120"/>
@@ -2320,6 +2270,7 @@
     <w:basedOn w:val="1"/>
     <w:link w:val="145"/>
     <w:unhideWhenUsed/>
+    <w:qFormat/>
     <w:uiPriority w:val="99"/>
     <w:pPr>
       <w:spacing w:after="120" w:line="480" w:lineRule="auto"/>
@@ -2427,6 +2378,7 @@
     <w:name w:val="List 3"/>
     <w:basedOn w:val="1"/>
     <w:unhideWhenUsed/>
+    <w:qFormat/>
     <w:uiPriority w:val="99"/>
     <w:pPr>
       <w:ind w:left="1080" w:hanging="360"/>
@@ -2437,6 +2389,7 @@
     <w:name w:val="List Bullet"/>
     <w:basedOn w:val="1"/>
     <w:unhideWhenUsed/>
+    <w:qFormat/>
     <w:uiPriority w:val="99"/>
     <w:pPr>
       <w:numPr>
@@ -2450,6 +2403,7 @@
     <w:name w:val="List Bullet 2"/>
     <w:basedOn w:val="1"/>
     <w:unhideWhenUsed/>
+    <w:qFormat/>
     <w:uiPriority w:val="99"/>
     <w:pPr>
       <w:numPr>
@@ -2463,6 +2417,7 @@
     <w:name w:val="List Bullet 3"/>
     <w:basedOn w:val="1"/>
     <w:unhideWhenUsed/>
+    <w:qFormat/>
     <w:uiPriority w:val="99"/>
     <w:pPr>
       <w:numPr>
@@ -2511,6 +2466,7 @@
     <w:name w:val="List Number"/>
     <w:basedOn w:val="1"/>
     <w:unhideWhenUsed/>
+    <w:qFormat/>
     <w:uiPriority w:val="99"/>
     <w:pPr>
       <w:numPr>
@@ -2538,6 +2494,7 @@
     <w:name w:val="List Number 3"/>
     <w:basedOn w:val="1"/>
     <w:unhideWhenUsed/>
+    <w:qFormat/>
     <w:uiPriority w:val="99"/>
     <w:pPr>
       <w:numPr>
@@ -2551,7 +2508,6 @@
     <w:name w:val="macro"/>
     <w:link w:val="147"/>
     <w:unhideWhenUsed/>
-    <w:qFormat/>
     <w:uiPriority w:val="99"/>
     <w:pPr>
       <w:tabs>
@@ -2655,6 +2611,7 @@
   <w:style w:type="table" w:styleId="37">
     <w:name w:val="Light Shading"/>
     <w:basedOn w:val="12"/>
+    <w:qFormat/>
     <w:uiPriority w:val="60"/>
     <w:pPr>
       <w:spacing w:after="0" w:line="240" w:lineRule="auto"/>
@@ -2754,6 +2711,7 @@
   <w:style w:type="table" w:styleId="38">
     <w:name w:val="Light Shading Accent 1"/>
     <w:basedOn w:val="12"/>
+    <w:qFormat/>
     <w:uiPriority w:val="60"/>
     <w:pPr>
       <w:spacing w:after="0" w:line="240" w:lineRule="auto"/>
@@ -2853,7 +2811,6 @@
   <w:style w:type="table" w:styleId="39">
     <w:name w:val="Light Shading Accent 2"/>
     <w:basedOn w:val="12"/>
-    <w:qFormat/>
     <w:uiPriority w:val="60"/>
     <w:pPr>
       <w:spacing w:after="0" w:line="240" w:lineRule="auto"/>
@@ -3053,6 +3010,7 @@
   <w:style w:type="table" w:styleId="41">
     <w:name w:val="Light Shading Accent 4"/>
     <w:basedOn w:val="12"/>
+    <w:qFormat/>
     <w:uiPriority w:val="60"/>
     <w:pPr>
       <w:spacing w:after="0" w:line="240" w:lineRule="auto"/>
@@ -3445,6 +3403,7 @@
   <w:style w:type="table" w:styleId="45">
     <w:name w:val="Light List Accent 1"/>
     <w:basedOn w:val="12"/>
+    <w:qFormat/>
     <w:uiPriority w:val="61"/>
     <w:pPr>
       <w:spacing w:after="0" w:line="240" w:lineRule="auto"/>
@@ -3538,6 +3497,7 @@
   <w:style w:type="table" w:styleId="46">
     <w:name w:val="Light List Accent 2"/>
     <w:basedOn w:val="12"/>
+    <w:qFormat/>
     <w:uiPriority w:val="61"/>
     <w:pPr>
       <w:spacing w:after="0" w:line="240" w:lineRule="auto"/>
@@ -14304,6 +14264,7 @@
     <w:basedOn w:val="11"/>
     <w:link w:val="8"/>
     <w:semiHidden/>
+    <w:qFormat/>
     <w:uiPriority w:val="9"/>
     <w:rPr>
       <w:rFonts w:asciiTheme="majorHAnsi" w:hAnsiTheme="majorHAnsi" w:eastAsiaTheme="majorEastAsia" w:cstheme="majorBidi"/>
@@ -14325,6 +14286,7 @@
     <w:basedOn w:val="11"/>
     <w:link w:val="9"/>
     <w:semiHidden/>
+    <w:qFormat/>
     <w:uiPriority w:val="9"/>
     <w:rPr>
       <w:rFonts w:asciiTheme="majorHAnsi" w:hAnsiTheme="majorHAnsi" w:eastAsiaTheme="majorEastAsia" w:cstheme="majorBidi"/>
@@ -14343,6 +14305,7 @@
     <w:basedOn w:val="11"/>
     <w:link w:val="10"/>
     <w:semiHidden/>
+    <w:qFormat/>
     <w:uiPriority w:val="9"/>
     <w:rPr>
       <w:rFonts w:asciiTheme="majorHAnsi" w:hAnsiTheme="majorHAnsi" w:eastAsiaTheme="majorEastAsia" w:cstheme="majorBidi"/>
@@ -14392,6 +14355,7 @@
     <w:name w:val="Intense Quote Char"/>
     <w:basedOn w:val="11"/>
     <w:link w:val="156"/>
+    <w:qFormat/>
     <w:uiPriority w:val="30"/>
     <w:rPr>
       <w:b/>
